--- a/Mo_ta_DA_BooKShop.docx
+++ b/Mo_ta_DA_BooKShop.docx
@@ -133,7 +133,189 @@
         <w:spacing w:after="150" w:before="300"/>
       </w:pPr>
       <w:r>
-        <w:t xml:space="preserve">2. Công nghệ sử dụng</w:t>
+        <w:t xml:space="preserve">2. Input và Output của hệ thống</w:t>
+      </w:r>
+    </w:p>
+    <w:p>
+      <w:pPr>
+        <w:spacing w:after="120"/>
+      </w:pPr>
+      <w:r>
+        <w:t xml:space="preserve">Hệ thống phục vụ hai nhóm đối tượng chính là người dùng (khách hàng) và quản trị viên, với dữ liệu đầu vào/đầu ra tương ứng như sau:</w:t>
+      </w:r>
+    </w:p>
+    <w:tbl>
+      <w:tblPr>
+        <w:tblW w:type="dxa" w:w="9026"/>
+        <w:tblBorders>
+          <w:top w:val="single" w:color="auto" w:sz="4"/>
+          <w:left w:val="single" w:color="auto" w:sz="4"/>
+          <w:bottom w:val="single" w:color="auto" w:sz="4"/>
+          <w:right w:val="single" w:color="auto" w:sz="4"/>
+          <w:insideH w:val="single" w:color="auto" w:sz="4"/>
+          <w:insideV w:val="single" w:color="auto" w:sz="4"/>
+        </w:tblBorders>
+      </w:tblPr>
+      <w:tblGrid>
+        <w:gridCol w:w="2000"/>
+        <w:gridCol w:w="3513"/>
+        <w:gridCol w:w="3513"/>
+      </w:tblGrid>
+      <w:tr>
+        <w:trPr>
+          <w:tblHeader/>
+        </w:trPr>
+        <w:tc>
+          <w:tcPr>
+            <w:tcW w:type="dxa" w:w="2000"/>
+            <w:shd w:fill="2E5395" w:val="clear"/>
+          </w:tcPr>
+          <w:p>
+            <w:r>
+              <w:rPr>
+                <w:b/>
+                <w:bCs/>
+                <w:color w:val="FFFFFF"/>
+              </w:rPr>
+              <w:t xml:space="preserve">Phía</w:t>
+            </w:r>
+          </w:p>
+        </w:tc>
+        <w:tc>
+          <w:tcPr>
+            <w:tcW w:type="dxa" w:w="3513"/>
+            <w:shd w:fill="2E5395" w:val="clear"/>
+          </w:tcPr>
+          <w:p>
+            <w:r>
+              <w:rPr>
+                <w:b/>
+                <w:bCs/>
+                <w:color w:val="FFFFFF"/>
+              </w:rPr>
+              <w:t xml:space="preserve">Input (Đầu vào)</w:t>
+            </w:r>
+          </w:p>
+        </w:tc>
+        <w:tc>
+          <w:tcPr>
+            <w:tcW w:type="dxa" w:w="3513"/>
+            <w:shd w:fill="2E5395" w:val="clear"/>
+          </w:tcPr>
+          <w:p>
+            <w:r>
+              <w:rPr>
+                <w:b/>
+                <w:bCs/>
+                <w:color w:val="FFFFFF"/>
+              </w:rPr>
+              <w:t xml:space="preserve">Output (Đầu ra)</w:t>
+            </w:r>
+          </w:p>
+        </w:tc>
+      </w:tr>
+      <w:tr>
+        <w:trPr>
+          <w:tblHeader w:val="false"/>
+        </w:trPr>
+        <w:tc>
+          <w:tcPr>
+            <w:tcW w:type="dxa" w:w="2000"/>
+          </w:tcPr>
+          <w:p>
+            <w:r>
+              <w:rPr>
+                <w:b w:val="false"/>
+                <w:bCs w:val="false"/>
+              </w:rPr>
+              <w:t xml:space="preserve">Người dùng (khách hàng)</w:t>
+            </w:r>
+          </w:p>
+        </w:tc>
+        <w:tc>
+          <w:tcPr>
+            <w:tcW w:type="dxa" w:w="3513"/>
+          </w:tcPr>
+          <w:p>
+            <w:r>
+              <w:rPr>
+                <w:b w:val="false"/>
+                <w:bCs w:val="false"/>
+              </w:rPr>
+              <w:t xml:space="preserve">Từ khoá tìm kiếm/lọc sách; thông tin đăng ký, đăng nhập; sách chọn thêm vào giỏ hàng; thông tin đặt hàng, thanh toán; nội dung liên hệ/góp ý</w:t>
+            </w:r>
+          </w:p>
+        </w:tc>
+        <w:tc>
+          <w:tcPr>
+            <w:tcW w:type="dxa" w:w="3513"/>
+          </w:tcPr>
+          <w:p>
+            <w:r>
+              <w:rPr>
+                <w:b w:val="false"/>
+                <w:bCs w:val="false"/>
+              </w:rPr>
+              <w:t xml:space="preserve">Danh sách và chi tiết sách phù hợp; giỏ hàng và tổng tiền; xác nhận đặt hàng, trạng thái đơn hàng; danh sách bài viết; phản hồi liên hệ</w:t>
+            </w:r>
+          </w:p>
+        </w:tc>
+      </w:tr>
+      <w:tr>
+        <w:trPr>
+          <w:tblHeader w:val="false"/>
+        </w:trPr>
+        <w:tc>
+          <w:tcPr>
+            <w:tcW w:type="dxa" w:w="2000"/>
+          </w:tcPr>
+          <w:p>
+            <w:r>
+              <w:rPr>
+                <w:b w:val="false"/>
+                <w:bCs w:val="false"/>
+              </w:rPr>
+              <w:t xml:space="preserve">Quản trị viên</w:t>
+            </w:r>
+          </w:p>
+        </w:tc>
+        <w:tc>
+          <w:tcPr>
+            <w:tcW w:type="dxa" w:w="3513"/>
+          </w:tcPr>
+          <w:p>
+            <w:r>
+              <w:rPr>
+                <w:b w:val="false"/>
+                <w:bCs w:val="false"/>
+              </w:rPr>
+              <w:t xml:space="preserve">Thông tin sách (tên, giá, mô tả, ảnh, danh mục); nội dung bài viết; cập nhật trạng thái đơn hàng</w:t>
+            </w:r>
+          </w:p>
+        </w:tc>
+        <w:tc>
+          <w:tcPr>
+            <w:tcW w:type="dxa" w:w="3513"/>
+          </w:tcPr>
+          <w:p>
+            <w:r>
+              <w:rPr>
+                <w:b w:val="false"/>
+                <w:bCs w:val="false"/>
+              </w:rPr>
+              <w:t xml:space="preserve">Danh sách sách/đơn hàng/bài viết trong hệ thống; báo cáo, thống kê cơ bản (số lượng sách, đơn hàng)</w:t>
+            </w:r>
+          </w:p>
+        </w:tc>
+      </w:tr>
+    </w:tbl>
+    <w:p>
+      <w:pPr>
+        <w:pStyle w:val="Heading1"/>
+        <w:spacing w:after="150" w:before="300"/>
+      </w:pPr>
+      <w:r>
+        <w:t xml:space="preserve">3. Công nghệ sử dụng cho Front-end và Back-end</w:t>
       </w:r>
     </w:p>
     <w:p>
@@ -397,7 +579,7 @@
                 <w:b w:val="false"/>
                 <w:bCs w:val="false"/>
               </w:rPr>
-              <w:t xml:space="preserve">Xây dựng API cung cấp dữ liệu sách, người dùng, đơn hàng cho Front-end</w:t>
+              <w:t xml:space="preserve">Xây dựng API xử lý nghiệp vụ, cung cấp dữ liệu sách, người dùng, đơn hàng cho Front-end</w:t>
             </w:r>
           </w:p>
         </w:tc>
@@ -550,7 +732,7 @@
         <w:spacing w:after="150" w:before="300"/>
       </w:pPr>
       <w:r>
-        <w:t xml:space="preserve">3. Cấu trúc Front-end (5 trang chính)</w:t>
+        <w:t xml:space="preserve">4. Cấu trúc Front-end (5 trang chính)</w:t>
       </w:r>
     </w:p>
     <w:p>
@@ -786,7 +968,176 @@
         <w:spacing w:after="150" w:before="300"/>
       </w:pPr>
       <w:r>
-        <w:t xml:space="preserve">4. Quy trình phát triển dự án</w:t>
+        <w:t xml:space="preserve">5. Nghiên cứu liên quan</w:t>
+      </w:r>
+    </w:p>
+    <w:p>
+      <w:pPr>
+        <w:spacing w:after="120"/>
+      </w:pPr>
+      <w:r>
+        <w:t xml:space="preserve">Trước khi triển khai, đề tài tham khảo và nghiên cứu một số nguồn liên quan sau để định hướng thiết kế và công nghệ:</w:t>
+      </w:r>
+    </w:p>
+    <w:p>
+      <w:pPr>
+        <w:pStyle w:val="ListParagraph"/>
+        <w:numPr>
+          <w:ilvl w:val="0"/>
+          <w:numId w:val="2"/>
+        </w:numPr>
+        <w:spacing w:after="60"/>
+      </w:pPr>
+      <w:r>
+        <w:t xml:space="preserve">Các website thương mại điện tử bán sách hiện có (Tiki, Fahasa, Vinabook, Amazon) để tham khảo cách tổ chức danh mục, luồng mua hàng và bố cục giao diện.</w:t>
+      </w:r>
+    </w:p>
+    <w:p>
+      <w:pPr>
+        <w:pStyle w:val="ListParagraph"/>
+        <w:numPr>
+          <w:ilvl w:val="0"/>
+          <w:numId w:val="2"/>
+        </w:numPr>
+        <w:spacing w:after="60"/>
+      </w:pPr>
+      <w:r>
+        <w:t xml:space="preserve">Kiến trúc Single Page Application (SPA) kết hợp RESTful API — mô hình phổ biến trong phát triển ứng dụng web hiện đại, giúp tách biệt rõ Front-end và Back-end.</w:t>
+      </w:r>
+    </w:p>
+    <w:p>
+      <w:pPr>
+        <w:pStyle w:val="ListParagraph"/>
+        <w:numPr>
+          <w:ilvl w:val="0"/>
+          <w:numId w:val="2"/>
+        </w:numPr>
+        <w:spacing w:after="60"/>
+      </w:pPr>
+      <w:r>
+        <w:t xml:space="preserve">Tài liệu chính thức của ReactJS và React Router DOM về xây dựng component và quản lý điều hướng.</w:t>
+      </w:r>
+    </w:p>
+    <w:p>
+      <w:pPr>
+        <w:pStyle w:val="ListParagraph"/>
+        <w:numPr>
+          <w:ilvl w:val="0"/>
+          <w:numId w:val="2"/>
+        </w:numPr>
+        <w:spacing w:after="60"/>
+      </w:pPr>
+      <w:r>
+        <w:t xml:space="preserve">Nguyên tắc thiết kế cơ sở dữ liệu quan hệ (SQL) cho hệ thống bán hàng: chuẩn hoá bảng sách, danh mục, người dùng, đơn hàng, chi tiết đơn hàng.</w:t>
+      </w:r>
+    </w:p>
+    <w:p>
+      <w:pPr>
+        <w:pStyle w:val="ListParagraph"/>
+        <w:numPr>
+          <w:ilvl w:val="0"/>
+          <w:numId w:val="2"/>
+        </w:numPr>
+        <w:spacing w:after="60"/>
+      </w:pPr>
+      <w:r>
+        <w:t xml:space="preserve">Các đồ án, bài báo, giáo trình môn học liên quan đến xây dựng ứng dụng web bằng ReactJS và cơ sở dữ liệu SQL đã được học trong chương trình đào tạo.</w:t>
+      </w:r>
+    </w:p>
+    <w:p>
+      <w:pPr>
+        <w:pStyle w:val="Heading1"/>
+        <w:spacing w:after="150" w:before="300"/>
+      </w:pPr>
+      <w:r>
+        <w:t xml:space="preserve">6. Dự kiến kết quả đạt được</w:t>
+      </w:r>
+    </w:p>
+    <w:p>
+      <w:pPr>
+        <w:pStyle w:val="ListParagraph"/>
+        <w:numPr>
+          <w:ilvl w:val="0"/>
+          <w:numId w:val="2"/>
+        </w:numPr>
+        <w:spacing w:after="60"/>
+      </w:pPr>
+      <w:r>
+        <w:t xml:space="preserve">Một website bán sách trực tuyến hoàn chỉnh với 5 trang: Trang chủ, Cửa hàng, Sách, Bài viết, Liên hệ.</w:t>
+      </w:r>
+    </w:p>
+    <w:p>
+      <w:pPr>
+        <w:pStyle w:val="ListParagraph"/>
+        <w:numPr>
+          <w:ilvl w:val="0"/>
+          <w:numId w:val="2"/>
+        </w:numPr>
+        <w:spacing w:after="60"/>
+      </w:pPr>
+      <w:r>
+        <w:t xml:space="preserve">Người dùng có thể xem, tìm kiếm, lọc sách, thêm sách vào giỏ hàng và thực hiện đặt hàng.</w:t>
+      </w:r>
+    </w:p>
+    <w:p>
+      <w:pPr>
+        <w:pStyle w:val="ListParagraph"/>
+        <w:numPr>
+          <w:ilvl w:val="0"/>
+          <w:numId w:val="2"/>
+        </w:numPr>
+        <w:spacing w:after="60"/>
+      </w:pPr>
+      <w:r>
+        <w:t xml:space="preserve">Hệ thống Back-end xử lý được các nghiệp vụ cơ bản và lưu trữ dữ liệu ổn định trong cơ sở dữ liệu SQL.</w:t>
+      </w:r>
+    </w:p>
+    <w:p>
+      <w:pPr>
+        <w:pStyle w:val="ListParagraph"/>
+        <w:numPr>
+          <w:ilvl w:val="0"/>
+          <w:numId w:val="2"/>
+        </w:numPr>
+        <w:spacing w:after="60"/>
+      </w:pPr>
+      <w:r>
+        <w:t xml:space="preserve">Front-end và Back-end giao tiếp thông suốt thông qua RESTful API, dữ liệu hiển thị là dữ liệu thực thay vì dữ liệu tĩnh.</w:t>
+      </w:r>
+    </w:p>
+    <w:p>
+      <w:pPr>
+        <w:pStyle w:val="ListParagraph"/>
+        <w:numPr>
+          <w:ilvl w:val="0"/>
+          <w:numId w:val="2"/>
+        </w:numPr>
+        <w:spacing w:after="60"/>
+      </w:pPr>
+      <w:r>
+        <w:t xml:space="preserve">Quản trị viên quản lý được sách, đơn hàng và bài viết trên hệ thống.</w:t>
+      </w:r>
+    </w:p>
+    <w:p>
+      <w:pPr>
+        <w:pStyle w:val="ListParagraph"/>
+        <w:numPr>
+          <w:ilvl w:val="0"/>
+          <w:numId w:val="2"/>
+        </w:numPr>
+        <w:spacing w:after="60"/>
+      </w:pPr>
+      <w:r>
+        <w:t xml:space="preserve">Báo cáo đồ án trình bày đầy đủ quá trình phân tích, thiết kế, xây dựng và kiểm thử hệ thống.</w:t>
+      </w:r>
+    </w:p>
+    <w:p>
+      <w:pPr>
+        <w:pStyle w:val="Heading1"/>
+        <w:spacing w:after="150" w:before="300"/>
+      </w:pPr>
+      <w:r>
+        <w:t xml:space="preserve">7. Quy trình phát triển dự án</w:t>
       </w:r>
     </w:p>
     <w:p>
